--- a/admin/tpl/contrato-servicos.docx
+++ b/admin/tpl/contrato-servicos.docx
@@ -306,7 +306,7 @@
           <w:sz w:val="22"/>
           <w:szCs w:val="22"/>
         </w:rPr>
-        <w:t xml:space="preserve">3.1. Pela prestação dos serviços contratados, a Contratante pagará à Contratada o valor de R$ {{VALOR}} ({{VALOR_EXTENSO}}), sendo uma entrada de R$ {{ENTRADA}} mais duas vezes de R$ {{PARCELA}} a vencer 28/56 dias da data de assinatura do contrato. O valor da entrada pode ser pago mediante transferência bancária para os dados: PIX 56029137000123, ou pagamento do boleto em anexo.</w:t>
+        <w:t xml:space="preserve">3.1. Pela prestação dos serviços contratados, a Contratante pagará à Contratada o valor de R$ {{VALOR}} ({{VALOR_EXTENSO}}), {{CONDICAO_PGTO}} O valor da entrada pode ser pago mediante transferência bancária para os dados: PIX 56029137000123, ou pagamento do boleto em anexo.</w:t>
       </w:r>
     </w:p>
     <w:p>

--- a/admin/tpl/contrato-servicos.docx
+++ b/admin/tpl/contrato-servicos.docx
@@ -615,7 +615,7 @@
     <w:p>
       <w:pPr>
         <w:jc w:val="both"/>
-        <w:spacing w:after="600" w:line="276" w:lineRule="auto"/>
+        <w:spacing w:after="800" w:line="276" w:lineRule="auto"/>
       </w:pPr>
       <w:r>
         <w:rPr>
@@ -641,7 +641,7 @@
     <w:p>
       <w:pPr>
         <w:jc w:val="center"/>
-        <w:spacing w:after="600" w:line="276" w:lineRule="auto"/>
+        <w:spacing w:after="800" w:line="276" w:lineRule="auto"/>
       </w:pPr>
       <w:r>
         <w:rPr>
